--- a/Backend/data/Data Raw/Khác/Thông tin liên hệ -.docx
+++ b/Backend/data/Data Raw/Khác/Thông tin liên hệ -.docx
@@ -81,7 +81,13 @@
         <w:rPr>
           <w:lang w:val="vi-VN"/>
         </w:rPr>
-        <w:t>Website: agu.edu.vn/tuyensinh</w:t>
+        <w:t xml:space="preserve">Website: </w:t>
+      </w:r>
+      <w:r>
+        <w:rPr>
+          <w:lang w:val="vi-VN"/>
+        </w:rPr>
+        <w:t>tuyensinh.agu.edu.vn</w:t>
       </w:r>
     </w:p>
     <w:p>
